--- a/doc/mapgen_studio/MAPGEN_Studio_Guide_RU.docx
+++ b/doc/mapgen_studio/MAPGEN_Studio_Guide_RU.docx
@@ -7,7 +7,7 @@
         <w:pStyle w:val="Title"/>
       </w:pPr>
       <w:r>
-        <w:t>MAPGEN Studio — руководство</w:t>
+        <w:t>MAPGEN Studio by ly — руководство</w:t>
       </w:r>
     </w:p>
     <w:p>

--- a/doc/mapgen_studio/MAPGEN_Studio_Guide_RU.docx
+++ b/doc/mapgen_studio/MAPGEN_Studio_Guide_RU.docx
@@ -1255,6 +1255,20 @@
       </w:r>
     </w:p>
     <w:p>
+      <w:pPr>
+        <w:pStyle w:val="ListBullet"/>
+      </w:pPr>
+      <w:r>
+        <w:rPr>
+          <w:b/>
+        </w:rPr>
+        <w:t>Обновления</w:t>
+      </w:r>
+      <w:r>
+        <w:t xml:space="preserve"> — «Автоматическая проверка обновлений» (включена) и кнопка «Проверить обновления». Если на GitHub есть новая версия, программа покажет её номер и все изменения (новые — сверху) и спросит: «Да» — скачать, проверить и поставить (ваши карты и настройки остаются; программа перезапустится и покажет окно «Что нового»), «Отмена» — не сейчас, при следующем запуске она спросит снова.</w:t>
+      </w:r>
+    </w:p>
+    <w:p>
       <w:r>
         <w:t>Настройки сохраняются в файл рядом с программой; где именно — написано внизу страницы.</w:t>
       </w:r>
@@ -1320,7 +1334,7 @@
     </w:p>
     <w:p>
       <w:r>
-        <w:t>Версия программы и история версий: что менялось в каждой, самая новая сверху.</w:t>
+        <w:t>Версия программы, кнопка «Проверить обновления» и история версий: что менялось в каждой, самая новая сверху.</w:t>
       </w:r>
     </w:p>
     <w:p>

--- a/doc/mapgen_studio/MAPGEN_Studio_Guide_RU.docx
+++ b/doc/mapgen_studio/MAPGEN_Studio_Guide_RU.docx
@@ -601,6 +601,34 @@
       </w:r>
       <w:r>
         <w:t xml:space="preserve"> — три ползунка. По умолчанию решает генератор; 0 — этой жидкости не добавлять совсем; 100 — залить ею все комнаты, где это можно. Генератор заливает только комнаты с ровным полом, под которым нет другой комнаты, и не отрезает ни предметы, ни проходы. Лаву и кислоту он не кладёт рядом с точками появления; проходы между комнатами заливает только водой.</w:t>
+      </w:r>
+    </w:p>
+    <w:p>
+      <w:pPr>
+        <w:pStyle w:val="ListBullet"/>
+      </w:pPr>
+      <w:r>
+        <w:rPr>
+          <w:b/>
+        </w:rPr>
+        <w:t>Пристройки-лестницы</w:t>
+      </w:r>
+      <w:r>
+        <w:t xml:space="preserve"> — от «Нет» до 10. Генератор пристраивает вдоль стен комнат пролёт ступеней до новой площадки на высоте 128–192: на площадке оказывается предмет из этой части карты или с неё можно шагнуть на уступ. Места он ищет на любой основе сам — нужна ровная глухая стена и свободный пол перед ней; если подходящих стен меньше, чем заказано, лестниц будет меньше, и это сказано в описании карты.</w:t>
+      </w:r>
+    </w:p>
+    <w:p>
+      <w:pPr>
+        <w:pStyle w:val="ListBullet"/>
+      </w:pPr>
+      <w:r>
+        <w:rPr>
+          <w:b/>
+        </w:rPr>
+        <w:t>Разрушения</w:t>
+      </w:r>
+      <w:r>
+        <w:t xml:space="preserve"> — ползунок от 0 до 100 %. При 0 карта собирается как обычно, со всеми проверками проходимости. Чем больше значение, тем больше разрушено: трещины на стенах и полу, кучи обломков, воронки, проломы в стенах, отбитые края уступов, обвалы потолка, завалы в коридорах; при 100 — почти весь уровень. Точки появления всегда остаются свободными, предметы не засыпаются; а вот проходимость при разрушениях не гарантируется. Для разрушений генератор берёт свой набор текстур (земля, камень, бетон, кирпич, металл, щебень и другие) и подбирает их под цвета самой карты; набор кладётся в папку игры вместе с картой.</w:t>
       </w:r>
     </w:p>
     <w:p>

--- a/doc/mapgen_studio/MAPGEN_Studio_Guide_RU.docx
+++ b/doc/mapgen_studio/MAPGEN_Studio_Guide_RU.docx
@@ -721,7 +721,7 @@
         <w:t>Стадии</w:t>
       </w:r>
       <w:r>
-        <w:t>: Подготовка → Сборка карты-основы → Составление плана правок → Правки → Проверка проходимости → Свет и видимость → Проверки карты → Обложка → Готово. У идущей стадии видно время, у законченной — когда закончилась.</w:t>
+        <w:t>: Подготовка → Сборка карты-основы → Составление плана правок → Правки → Проверка проходимости → Свет и видимость → Проверки карты → (Разрушения — если они заданы) → Обложка → Готово. У идущей стадии видно время, у законченной — когда закончилась.</w:t>
       </w:r>
     </w:p>
     <w:p>
@@ -749,7 +749,7 @@
         <w:t>Сделано по плану</w:t>
       </w:r>
       <w:r>
-        <w:t xml:space="preserve"> — что из задуманного построено: новых проходов, пристроек, водоёмов, окон, комнат из второй карты.</w:t>
+        <w:t xml:space="preserve"> — что из задуманного построено: новых проходов, пристроек, водоёмов, окон, пристроек-лестниц, комнат из второй карты. Разрушения делаются после правок и проверок, их процент назван в строке плана.</w:t>
       </w:r>
     </w:p>
     <w:p>
@@ -763,7 +763,7 @@
         <w:t>Схему карты</w:t>
       </w:r>
       <w:r>
-        <w:t xml:space="preserve"> — план карты сверху или под наклоном, на котором видны принятые правки и, на стадии света, как освещается карта. Кнопка «На весь экран» разворачивает схему на весь экран; пока она развёрнута, окно программы спрятано.</w:t>
+        <w:t xml:space="preserve"> — план карты сверху или под наклоном, на котором видны принятые правки (и пристройки-лестницы, и, на стадии разрушений, каждая воронка, пролом, обвал и куча обломков по мере постройки) и, на стадии света, как освещается карта. Кнопка «На весь экран» разворачивает схему на весь экран; пока она развёрнута, окно программы спрятано.</w:t>
       </w:r>
     </w:p>
     <w:p>

--- a/doc/mapgen_studio/MAPGEN_Studio_Guide_RU.docx
+++ b/doc/mapgen_studio/MAPGEN_Studio_Guide_RU.docx
@@ -93,6 +93,11 @@
       </w:pPr>
       <w:r>
         <w:t>Первый запуск</w:t>
+      </w:r>
+    </w:p>
+    <w:p>
+      <w:r>
+        <w:t>Пока студия загружается, на экране окно загрузки: процент готовности и что делается сейчас (оформление окон, чтение библиотеки карт, обложка последней карты, поиск Python и игры, загрузка студии). Процент считается по тому, сколько каждый шаг занял при прошлом запуске, поэтому на медленном компьютере или диске полоска идёт так, как загружается именно он. Первый запуск после установки дольше обычного.</w:t>
       </w:r>
     </w:p>
     <w:p>
@@ -148,7 +153,57 @@
     </w:p>
     <w:p>
       <w:r>
-        <w:t>Главная страница показывает, готова ли программа к работе:</w:t>
+        <w:t xml:space="preserve">Слева — меню: </w:t>
+      </w:r>
+      <w:r>
+        <w:rPr>
+          <w:b/>
+        </w:rPr>
+        <w:t>Главная</w:t>
+      </w:r>
+      <w:r>
+        <w:t xml:space="preserve">, </w:t>
+      </w:r>
+      <w:r>
+        <w:rPr>
+          <w:b/>
+        </w:rPr>
+        <w:t>Генерация</w:t>
+      </w:r>
+      <w:r>
+        <w:t xml:space="preserve">, </w:t>
+      </w:r>
+      <w:r>
+        <w:rPr>
+          <w:b/>
+        </w:rPr>
+        <w:t>Карты</w:t>
+      </w:r>
+      <w:r>
+        <w:t xml:space="preserve">, внизу </w:t>
+      </w:r>
+      <w:r>
+        <w:rPr>
+          <w:b/>
+        </w:rPr>
+        <w:t>Настройки</w:t>
+      </w:r>
+      <w:r>
+        <w:t xml:space="preserve"> и </w:t>
+      </w:r>
+      <w:r>
+        <w:rPr>
+          <w:b/>
+        </w:rPr>
+        <w:t>О программе</w:t>
+      </w:r>
+      <w:r>
+        <w:t>. У каждого раздела свой цветной значок; раздел под мышью подсвечивается, открытый выделен своим цветом и полоской слева. Кнопка ☰ вверху сворачивает меню до одних значков и разворачивает обратно.</w:t>
+      </w:r>
+    </w:p>
+    <w:p>
+      <w:r>
+        <w:t>На главной странице:</w:t>
       </w:r>
     </w:p>
     <w:p>
@@ -159,10 +214,93 @@
         <w:rPr>
           <w:b/>
         </w:rPr>
-        <w:t>Игровой клиент</w:t>
-      </w:r>
-      <w:r>
-        <w:t xml:space="preserve"> — папка с игрой. Если она не выбрана, нажмите «Открыть настройки» и укажите папку, где лежит </w:t>
+        <w:t>Пара абзацев о студии и генераторе</w:t>
+      </w:r>
+      <w:r>
+        <w:t xml:space="preserve"> — что они делают и почему на выходе всегда играбельная карта.</w:t>
+      </w:r>
+    </w:p>
+    <w:p>
+      <w:pPr>
+        <w:pStyle w:val="ListBullet"/>
+      </w:pPr>
+      <w:r>
+        <w:rPr>
+          <w:b/>
+        </w:rPr>
+        <w:t>Ссылки сообщества</w:t>
+      </w:r>
+      <w:r>
+        <w:t xml:space="preserve"> под ними: </w:t>
+      </w:r>
+      <w:r>
+        <w:rPr>
+          <w:b/>
+        </w:rPr>
+        <w:t>Новости</w:t>
+      </w:r>
+      <w:r>
+        <w:t xml:space="preserve"> (канал в Telegram, https://t.me/Q2RTX), </w:t>
+      </w:r>
+      <w:r>
+        <w:rPr>
+          <w:b/>
+        </w:rPr>
+        <w:t>Комьюнити группа</w:t>
+      </w:r>
+      <w:r>
+        <w:t xml:space="preserve"> (группа в Telegram, https://t.me/Q2PROX) и </w:t>
+      </w:r>
+      <w:r>
+        <w:rPr>
+          <w:b/>
+        </w:rPr>
+        <w:t>Сайт</w:t>
+      </w:r>
+      <w:r>
+        <w:t xml:space="preserve"> (https://q2pro-x.com/); открываются в браузере.</w:t>
+      </w:r>
+    </w:p>
+    <w:p>
+      <w:pPr>
+        <w:pStyle w:val="ListBullet"/>
+      </w:pPr>
+      <w:r>
+        <w:rPr>
+          <w:b/>
+        </w:rPr>
+        <w:t>Три большие кнопки</w:t>
+      </w:r>
+      <w:r>
+        <w:t>: «Новая карта» — к генерации, «Карты» — к библиотеке (на кнопке видно, сколько в ней карт), «Руководство» — открывает это руководство.</w:t>
+      </w:r>
+    </w:p>
+    <w:p>
+      <w:pPr>
+        <w:pStyle w:val="ListBullet"/>
+      </w:pPr>
+      <w:r>
+        <w:rPr>
+          <w:b/>
+        </w:rPr>
+        <w:t>Последняя карта</w:t>
+      </w:r>
+      <w:r>
+        <w:t xml:space="preserve"> — самая новая карта библиотеки: обложка, основа, итог проверок и кнопка «Открыть карту». Пока идёт генерация, здесь вместо неё — что делается сейчас и кнопка «Открыть генерацию».</w:t>
+      </w:r>
+    </w:p>
+    <w:p>
+      <w:pPr>
+        <w:pStyle w:val="ListBullet"/>
+      </w:pPr>
+      <w:r>
+        <w:rPr>
+          <w:b/>
+        </w:rPr>
+        <w:t>Готовность</w:t>
+      </w:r>
+      <w:r>
+        <w:t xml:space="preserve"> — всё ли настроено: игровой клиент (папка с игрой, где лежит </w:t>
       </w:r>
       <w:r>
         <w:rPr>
@@ -173,21 +311,7 @@
         <w:t>baseq2</w:t>
       </w:r>
       <w:r>
-        <w:t>.</w:t>
-      </w:r>
-    </w:p>
-    <w:p>
-      <w:pPr>
-        <w:pStyle w:val="ListBullet"/>
-      </w:pPr>
-      <w:r>
-        <w:rPr>
-          <w:b/>
-        </w:rPr>
-        <w:t>Генератор</w:t>
-      </w:r>
-      <w:r>
-        <w:t xml:space="preserve"> — папка </w:t>
+        <w:t xml:space="preserve">), генератор (папка </w:t>
       </w:r>
       <w:r>
         <w:rPr>
@@ -198,7 +322,7 @@
         <w:t>engine</w:t>
       </w:r>
       <w:r>
-        <w:t xml:space="preserve"> рядом с программой. Она входит в сборку; если её нет, сборка повреждена.</w:t>
+        <w:t xml:space="preserve"> рядом с программой; если её нет, сборка повреждена), Python и проверки готовых карт. Если чего-то не хватает, тут же кнопка, чтобы это исправить: «Открыть настройки», «Установить Python», «Указать путь к Python…».</w:t>
       </w:r>
     </w:p>
     <w:p>
@@ -209,10 +333,21 @@
         <w:rPr>
           <w:b/>
         </w:rPr>
-        <w:t>Проверки готовых карт</w:t>
-      </w:r>
-      <w:r>
-        <w:t xml:space="preserve"> — найден ли Python. Если нет, тут же кнопки «Установить Python» и «Указать путь к Python…».</w:t>
+        <w:t>Документация</w:t>
+      </w:r>
+      <w:r>
+        <w:t xml:space="preserve"> — руководство ставится вместе с программой (папка </w:t>
+      </w:r>
+      <w:r>
+        <w:rPr>
+          <w:rFonts w:ascii="Consolas" w:hAnsi="Consolas"/>
+          <w:color w:val="404040"/>
+          <w:sz w:val="19"/>
+        </w:rPr>
+        <w:t>doc</w:t>
+      </w:r>
+      <w:r>
+        <w:t xml:space="preserve"> рядом с ней) и открывается без интернета: в браузере, в Word, на английском; «Что нового» — история версий; «Папка с документацией».</w:t>
       </w:r>
     </w:p>
     <w:p>
@@ -223,15 +358,21 @@
         <w:rPr>
           <w:b/>
         </w:rPr>
-        <w:t>В библиотеке карт</w:t>
-      </w:r>
-      <w:r>
-        <w:t xml:space="preserve"> — сколько карт уже сделано.</w:t>
+        <w:t>Как сделать карту</w:t>
+      </w:r>
+      <w:r>
+        <w:t xml:space="preserve"> — четыре шага.</w:t>
       </w:r>
     </w:p>
     <w:p>
       <w:r>
-        <w:t>Три кнопки ведут к главным разделам: «Создать карту», «Открыть библиотеку», «Открыть настройки». Те же разделы — в меню слева: Главная, Генерация, Карты, Настройки, О программе.</w:t>
+        <w:rPr>
+          <w:b/>
+        </w:rPr>
+        <w:t>Строка генерации.</w:t>
+      </w:r>
+      <w:r>
+        <w:t xml:space="preserve"> Пока идёт генерация, над любой страницей, кроме страницы самой генерации, видна строка: название карты и основа, что делается сейчас и сколько осталось, отличие от основы, сколько правок принято и сколько сборок сделано, полоска и кнопка «Открыть генерацию» (щелчок по строке делает то же). Когда генерация закончится, строка остаётся, пока вы не заглянете на её страницу.</w:t>
       </w:r>
     </w:p>
     <w:p>
@@ -294,6 +435,101 @@
       </w:r>
     </w:p>
     <w:p>
+      <w:r>
+        <w:t xml:space="preserve">Страница разложена по карточкам в две колонки. Вверху слева — </w:t>
+      </w:r>
+      <w:r>
+        <w:rPr>
+          <w:b/>
+        </w:rPr>
+        <w:t>Карта-основа</w:t>
+      </w:r>
+      <w:r>
+        <w:t xml:space="preserve">, справа от неё — </w:t>
+      </w:r>
+      <w:r>
+        <w:rPr>
+          <w:b/>
+        </w:rPr>
+        <w:t>Новая карта</w:t>
+      </w:r>
+      <w:r>
+        <w:t xml:space="preserve"> (похожесть на основу, время генерации, номер варианта, название) и </w:t>
+      </w:r>
+      <w:r>
+        <w:rPr>
+          <w:b/>
+        </w:rPr>
+        <w:t>Готовая карта</w:t>
+      </w:r>
+      <w:r>
+        <w:t xml:space="preserve"> (сохранять ли исходник, снимать ли обложки автоматически). Карточка основ той же высоты, что две карточки справа вместе; если карт в списке больше, чем в ней помещается, список прокручивается внутри неё. Ниже — параметры генерации, карточками по группам, по две в ряд одной высоты: </w:t>
+      </w:r>
+      <w:r>
+        <w:rPr>
+          <w:b/>
+        </w:rPr>
+        <w:t>Каркас основы</w:t>
+      </w:r>
+      <w:r>
+        <w:t xml:space="preserve"> и </w:t>
+      </w:r>
+      <w:r>
+        <w:rPr>
+          <w:b/>
+        </w:rPr>
+        <w:t>Новые помещения</w:t>
+      </w:r>
+      <w:r>
+        <w:t xml:space="preserve">, </w:t>
+      </w:r>
+      <w:r>
+        <w:rPr>
+          <w:b/>
+        </w:rPr>
+        <w:t>Переделка основы</w:t>
+      </w:r>
+      <w:r>
+        <w:t xml:space="preserve"> и </w:t>
+      </w:r>
+      <w:r>
+        <w:rPr>
+          <w:b/>
+        </w:rPr>
+        <w:t>Вода, кислота, лава</w:t>
+      </w:r>
+      <w:r>
+        <w:t xml:space="preserve">, </w:t>
+      </w:r>
+      <w:r>
+        <w:rPr>
+          <w:b/>
+        </w:rPr>
+        <w:t>Разрушения</w:t>
+      </w:r>
+      <w:r>
+        <w:t xml:space="preserve"> и </w:t>
+      </w:r>
+      <w:r>
+        <w:rPr>
+          <w:b/>
+        </w:rPr>
+        <w:t>Что можно менять</w:t>
+      </w:r>
+      <w:r>
+        <w:t xml:space="preserve">. Внизу страницы всегда видна строка «Будет создана карта … : основа …, похожесть …, генерация до … мин» и кнопка </w:t>
+      </w:r>
+      <w:r>
+        <w:rPr>
+          <w:b/>
+        </w:rPr>
+        <w:t>«Начать генерацию»</w:t>
+      </w:r>
+      <w:r>
+        <w:t xml:space="preserve"> — где бы вы ни были на странице.</w:t>
+      </w:r>
+    </w:p>
+    <w:p>
       <w:pPr>
         <w:pStyle w:val="Heading2"/>
       </w:pPr>
@@ -398,6 +634,89 @@
       </w:r>
       <w:r>
         <w:t xml:space="preserve"> + похожесть + номер варианта.</w:t>
+      </w:r>
+    </w:p>
+    <w:p>
+      <w:pPr>
+        <w:pStyle w:val="Heading2"/>
+      </w:pPr>
+      <w:r>
+        <w:t>Каркас основы</w:t>
+      </w:r>
+    </w:p>
+    <w:p>
+      <w:r>
+        <w:t>Прежде чем что-то пристраивать, генератор может изменить саму основу:</w:t>
+      </w:r>
+    </w:p>
+    <w:p>
+      <w:pPr>
+        <w:pStyle w:val="ListBullet"/>
+      </w:pPr>
+      <w:r>
+        <w:rPr>
+          <w:b/>
+        </w:rPr>
+        <w:t>Размер</w:t>
+      </w:r>
+      <w:r>
+        <w:t xml:space="preserve"> — площадь новой карты от площади основы, от 10 до 1000 %. Увеличенная карта растёт и в высоту, сохраняя пропорции: залы становятся не только шире, но и выше. Перед ступенями и уступами, на которые иначе было бы не подняться, появляются пологие заезды или лесенки; щели в решётках, куда раньше нельзя было провалиться, перекрыты; лифты и батуты подстраиваются под новую высоту. Если при полном росте высоты где-то нельзя пройти, генератор пробует чуть меньший рост, пока карта не станет проходимой целиком. Уменьшенная карта высоту не теряет. Предметы и точки появления игроков остаются на своей высоте над полом. Свет на большой карте рассчитывается с шагом, подобранным под её размер, — карта, увеличенная в несколько раз, не выйдет тёмной.</w:t>
+      </w:r>
+    </w:p>
+    <w:p>
+      <w:pPr>
+        <w:pStyle w:val="ListBullet"/>
+      </w:pPr>
+      <w:r>
+        <w:rPr>
+          <w:b/>
+        </w:rPr>
+        <w:t>Разброс</w:t>
+      </w:r>
+      <w:r>
+        <w:t xml:space="preserve"> — насколько по-разному растягиваются части основы.</w:t>
+      </w:r>
+    </w:p>
+    <w:p>
+      <w:pPr>
+        <w:pStyle w:val="ListBullet"/>
+      </w:pPr>
+      <w:r>
+        <w:rPr>
+          <w:b/>
+        </w:rPr>
+        <w:t>Сдвиг</w:t>
+      </w:r>
+      <w:r>
+        <w:t xml:space="preserve"> — насколько части сдвигаются вбок друг относительно друга.</w:t>
+      </w:r>
+    </w:p>
+    <w:p>
+      <w:pPr>
+        <w:pStyle w:val="ListBullet"/>
+      </w:pPr>
+      <w:r>
+        <w:rPr>
+          <w:b/>
+        </w:rPr>
+        <w:t>Поворот</w:t>
+      </w:r>
+      <w:r>
+        <w:t xml:space="preserve"> — повернуть или отразить основу целиком.</w:t>
+      </w:r>
+    </w:p>
+    <w:p>
+      <w:pPr>
+        <w:pStyle w:val="ListBullet"/>
+      </w:pPr>
+      <w:r>
+        <w:rPr>
+          <w:b/>
+        </w:rPr>
+        <w:t>Высота потолков</w:t>
+      </w:r>
+      <w:r>
+        <w:t xml:space="preserve"> — сверх пропорциональной высоты: всё, что выше самого высокого места, где может стоять игрок, поднимается ещё. 100 % — пропорционально размеру карты. На очень большой карте потолкам может не хватить места — координаты игры ограничены; тогда они поднимаются настолько, насколько позволяет игра, и в журнале хода появляется строка вида «Потолки подняты до 134 % из заказанных 200 %: выше не позволяют координаты игры».</w:t>
       </w:r>
     </w:p>
     <w:p>
@@ -456,12 +775,48 @@
           <w:i/>
           <w:sz w:val="18"/>
         </w:rPr>
-        <w:t>Размах переделок</w:t>
+        <w:t>Параметры генерации</w:t>
       </w:r>
     </w:p>
     <w:p>
       <w:r>
-        <w:t>Раздел «Размах переделок» раскрывает дополнительные настройки. У каждой есть значение «По умолчанию» — тогда решает генератор, исходя из похожести. Остальные значения — ваш прямой заказ:</w:t>
+        <w:t xml:space="preserve">Сколько и чего строить, задают карточки под основой: </w:t>
+      </w:r>
+      <w:r>
+        <w:rPr>
+          <w:b/>
+        </w:rPr>
+        <w:t>Новые помещения</w:t>
+      </w:r>
+      <w:r>
+        <w:t xml:space="preserve"> (проходы, пристройки, залы, мосты, лестницы), </w:t>
+      </w:r>
+      <w:r>
+        <w:rPr>
+          <w:b/>
+        </w:rPr>
+        <w:t>Переделка основы</w:t>
+      </w:r>
+      <w:r>
+        <w:t xml:space="preserve"> (стены, блоки, пол, лестницы, украшения), </w:t>
+      </w:r>
+      <w:r>
+        <w:rPr>
+          <w:b/>
+        </w:rPr>
+        <w:t>Вода, кислота, лава</w:t>
+      </w:r>
+      <w:r>
+        <w:t xml:space="preserve"> и </w:t>
+      </w:r>
+      <w:r>
+        <w:rPr>
+          <w:b/>
+        </w:rPr>
+        <w:t>Разрушения</w:t>
+      </w:r>
+      <w:r>
+        <w:t>. У каждой настройки есть значение «По умолчанию» — тогда решает генератор, исходя из похожести. Остальные значения — ваш прямой заказ:</w:t>
       </w:r>
     </w:p>
     <w:p>
@@ -614,7 +969,7 @@
         <w:t>Пристройки-лестницы</w:t>
       </w:r>
       <w:r>
-        <w:t xml:space="preserve"> — от «Нет» до 10. Генератор пристраивает вдоль стен комнат пролёт ступеней до новой площадки на высоте 128–192: на площадке оказывается предмет из этой части карты или с неё можно шагнуть на уступ. Места он ищет на любой основе сам — нужна ровная глухая стена и свободный пол перед ней; если подходящих стен меньше, чем заказано, лестниц будет меньше, и это сказано в описании карты.</w:t>
+        <w:t xml:space="preserve"> — от «Нет» до 10. Генератор строит новые площадки на высоте 96–192 с лестницей к ним: вдоль стен комнат и отдельно стоящие на открытом полу (таких не больше половины). На площадке оказывается предмет из этой части карты, а площадка у стены бывает и входом на уступ карты. Места он ищет на любой основе сам — нужен ровный пол, свободное место вокруг и над головой; если мест меньше, чем заказано, площадок будет меньше, и это сказано в описании карты.</w:t>
       </w:r>
     </w:p>
     <w:p>
@@ -625,25 +980,118 @@
         <w:rPr>
           <w:b/>
         </w:rPr>
-        <w:t>Разрушения</w:t>
-      </w:r>
-      <w:r>
-        <w:t xml:space="preserve"> — ползунок от 0 до 100 %. При 0 карта собирается как обычно, со всеми проверками проходимости. Чем больше значение, тем больше разрушено: трещины на стенах и полу, кучи обломков, воронки, проломы в стенах, отбитые края уступов, обвалы потолка, завалы в коридорах; при 100 — почти весь уровень. Точки появления всегда остаются свободными, предметы не засыпаются; а вот проходимость при разрушениях не гарантируется. Для разрушений генератор берёт свой набор текстур (земля, камень, бетон, кирпич, металл, щебень и другие) и подбирает их под цвета самой карты; набор кладётся в папку игры вместе с картой.</w:t>
+        <w:t>Перестройка основы</w:t>
+      </w:r>
+      <w:r>
+        <w:t xml:space="preserve"> — сколько раз изменить саму карту-основу, а не пристраивать к ней: стена комнаты сдвигается внутрь, стена поворачивается под углом, вдоль стены поднимается терраса со ступенями.</w:t>
       </w:r>
     </w:p>
     <w:p>
-      <w:r>
-        <w:t>«Что можно менять» перечисляет семейства правок; любое можно выключить галочкой.</w:t>
+      <w:pPr>
+        <w:pStyle w:val="ListBullet"/>
+      </w:pPr>
+      <w:r>
+        <w:rPr>
+          <w:b/>
+        </w:rPr>
+        <w:t>Блоки в комнатах</w:t>
+      </w:r>
+      <w:r>
+        <w:t xml:space="preserve"> — сколько блоков поставить в комнатах основы: коробка, Г-образный, крест, восьмигранник или круглый, от 64 до 192 в поперечнике, повёрнутые на разные углы. Низкие (32–64) — чтобы запрыгнуть, высокие (96–128) — укрытие; у стены или отдельно, из материала самой комнаты.</w:t>
       </w:r>
     </w:p>
     <w:p>
-      <w:r>
-        <w:t>Галочка «Сохранять исходник карты (.map)» оставляет рядом с готовой картой её исходник для редактора карт.</w:t>
+      <w:pPr>
+        <w:pStyle w:val="ListBullet"/>
+      </w:pPr>
+      <w:r>
+        <w:rPr>
+          <w:b/>
+        </w:rPr>
+        <w:t>Пол: помосты и каналы</w:t>
+      </w:r>
+      <w:r>
+        <w:t xml:space="preserve"> — сколько раз изменить пол основы: поднять помост со ступенями со всех сторон (коробка или восьмигранник, высотой 32–80) или опустить канал поперёк пола (глубиной 32–64) с лестницами на обоих концах. Канал копается только там, где под полом нет другого помещения; в первую очередь — на арене.</w:t>
       </w:r>
     </w:p>
     <w:p>
-      <w:r>
-        <w:t>Кнопка «Начать генерацию» запускает работу.</w:t>
+      <w:pPr>
+        <w:pStyle w:val="ListBullet"/>
+      </w:pPr>
+      <w:r>
+        <w:rPr>
+          <w:b/>
+        </w:rPr>
+        <w:t>Переделка лестниц основы</w:t>
+      </w:r>
+      <w:r>
+        <w:t xml:space="preserve"> — сколько лестниц основы перестроить другой формой между теми же двумя полами: старый марш становится площадкой, а подниматься на неё — по полукруглым ступеням у подножия или по боковому маршу. Нужен свободный ровный пол перед лестницей.</w:t>
+      </w:r>
+    </w:p>
+    <w:p>
+      <w:r>
+        <w:t>У всех четырёх «По умолчанию» — решает генератор по похожести (чем меньше похожесть, тем больше переделок). Если подходящих мест меньше, чем заказано, сделано будет меньше, и это сказано в описании карты.</w:t>
+      </w:r>
+    </w:p>
+    <w:p>
+      <w:pPr>
+        <w:pStyle w:val="ListBullet"/>
+      </w:pPr>
+      <w:r>
+        <w:rPr>
+          <w:b/>
+        </w:rPr>
+        <w:t>Разрушения</w:t>
+      </w:r>
+      <w:r>
+        <w:t xml:space="preserve"> — ползунок от 0 до 100 %. При 0 карта собирается как обычно, со всеми проверками проходимости. Чем больше значение, тем больше разрушено: трещины на стенах и полу, кучи обломков, воронки, проломы в стенах, отбитые края уступов, обвалы потолка, завалы в коридорах; при 100 — почти весь уровень. Точки появления всегда остаются свободными, предметы не засыпаются; а вот проходимость при разрушениях не гарантируется. Для разрушений генератор берёт свой набор текстур (земля, камень, бетон, кирпич, металл, щебень и другие) и подбирает их под цвета самой карты; набор кладётся в папку игры вместе с картой.</w:t>
+      </w:r>
+    </w:p>
+    <w:p>
+      <w:r>
+        <w:t>Карточка «Что можно менять» перечисляет семейства правок; любое можно выключить галочкой.</w:t>
+      </w:r>
+    </w:p>
+    <w:p>
+      <w:r>
+        <w:t>В карточке «Готовая карта»: «Сохранять исходник карты (.map)» оставляет рядом с готовой картой её исходник для редактора карт; «Снимать обложки автоматически» — после каждой готовой карты программа сама запускает игру и делает обложку.</w:t>
+      </w:r>
+    </w:p>
+    <w:p>
+      <w:r>
+        <w:t>Окна генератор прорезает сам, столько, сколько позволяет похожесть: неподвижное стекло, стекло, которое падает от выстрела и через некоторое время возвращается, и стекло, которое открывает нажимная плита на полу. Окна бывают разной формы — прямоугольные, круглые или овальные, арочные, с переплётом и форточкой — и с разным стеклом: светлым, синим, голубоватым и серым армированным, янтарным, оливковым, дымчатым.</w:t>
+      </w:r>
+    </w:p>
+    <w:p>
+      <w:r>
+        <w:t xml:space="preserve">Кнопка «Начать генерацию» запускает работу. Если имя карты уже занято — в библиотеке есть карта с таким именем, остались записи прошлой генерации, такая генерация идёт, стоит в очереди или прервана, — программа сначала спрашивает: </w:t>
+      </w:r>
+      <w:r>
+        <w:rPr>
+          <w:b/>
+        </w:rPr>
+        <w:t>Перезаписать</w:t>
+      </w:r>
+      <w:r>
+        <w:t xml:space="preserve"> (новая карта заменит старую вместе с её записями), </w:t>
+      </w:r>
+      <w:r>
+        <w:rPr>
+          <w:b/>
+        </w:rPr>
+        <w:t>Исправить имя</w:t>
+      </w:r>
+      <w:r>
+        <w:t xml:space="preserve"> (страница прокручивается к полю «Название карты», курсор уже в нём) или </w:t>
+      </w:r>
+      <w:r>
+        <w:rPr>
+          <w:b/>
+        </w:rPr>
+        <w:t>Отменить</w:t>
+      </w:r>
+      <w:r>
+        <w:t>. Идущую генерацию перезаписать нельзя — только исправить имя или отменить.</w:t>
       </w:r>
     </w:p>
     <w:p>
@@ -661,7 +1109,7 @@
       <w:r>
         <w:drawing>
           <wp:inline xmlns:a="http://schemas.openxmlformats.org/drawingml/2006/main" xmlns:pic="http://schemas.openxmlformats.org/drawingml/2006/picture">
-            <wp:extent cx="6332220" cy="4185705"/>
+            <wp:extent cx="6332220" cy="4094752"/>
             <wp:docPr id="4" name="Picture 4"/>
             <wp:cNvGraphicFramePr>
               <a:graphicFrameLocks noChangeAspect="1"/>
@@ -682,7 +1130,7 @@
                   <pic:spPr>
                     <a:xfrm>
                       <a:off x="0" y="0"/>
-                      <a:ext cx="6332220" cy="4185705"/>
+                      <a:ext cx="6332220" cy="4094752"/>
                     </a:xfrm>
                     <a:prstGeom prst="rect"/>
                   </pic:spPr>
@@ -707,7 +1155,29 @@
     </w:p>
     <w:p>
       <w:r>
-        <w:t>Страница генерации показывает:</w:t>
+        <w:t>Страница разделена на две части: слева главное о ходе генерации, справа схема карты на всю высоту окна.</w:t>
+      </w:r>
+    </w:p>
+    <w:p>
+      <w:r>
+        <w:rPr>
+          <w:b/>
+        </w:rPr>
+        <w:t>Вверху</w:t>
+      </w:r>
+      <w:r>
+        <w:t xml:space="preserve"> — название карты и основа, из которой она делается. Под ними цветная плашка с тем, что идёт сейчас, и с его временем: синяя — генерация идёт, жёлтая — пауза, зелёная — карта готова, красная — генерация не удалась. Рядом — сколько генерация уже идёт и когда началась. Справа — кнопки.</w:t>
+      </w:r>
+    </w:p>
+    <w:p>
+      <w:r>
+        <w:rPr>
+          <w:b/>
+        </w:rPr>
+        <w:t>Слева</w:t>
+      </w:r>
+      <w:r>
+        <w:t>, всегда открыто:</w:t>
       </w:r>
     </w:p>
     <w:p>
@@ -718,10 +1188,10 @@
         <w:rPr>
           <w:b/>
         </w:rPr>
-        <w:t>Стадии</w:t>
-      </w:r>
-      <w:r>
-        <w:t>: Подготовка → Сборка карты-основы → Составление плана правок → Правки → Проверка проходимости → Свет и видимость → Проверки карты → (Разрушения — если они заданы) → Обложка → Готово. У идущей стадии видно время, у законченной — когда закончилась.</w:t>
+        <w:t>Отличие от основы</w:t>
+      </w:r>
+      <w:r>
+        <w:t xml:space="preserve"> — крупно, на сколько процентов карта уже отличается от основы, из скольких заказанных, и полоска. Под ней — что обещает план правок: насколько он может изменить карту за отведённые сборки.</w:t>
       </w:r>
     </w:p>
     <w:p>
@@ -735,7 +1205,7 @@
         <w:t>Правки</w:t>
       </w:r>
       <w:r>
-        <w:t xml:space="preserve"> — сколько правок принято, сколько сборок потрачено из отведённых, сколько рассмотрено, и насколько карта уже отличается от основы.</w:t>
+        <w:t xml:space="preserve"> — три числа: сколько правок принято (зелёное), сколько сборок сделано и сколько правок рассмотрено. Под ними полоска времени генерации, а ниже — последняя правка: зелёная, если принята, красная, если отклонена. После правок генератор меняет жидкости, переставляет предметы и пробует комнаты других карт — это тоже видно здесь («N из M»).</w:t>
       </w:r>
     </w:p>
     <w:p>
@@ -746,10 +1216,21 @@
         <w:rPr>
           <w:b/>
         </w:rPr>
-        <w:t>Сделано по плану</w:t>
-      </w:r>
-      <w:r>
-        <w:t xml:space="preserve"> — что из задуманного построено: новых проходов, пристроек, водоёмов, окон, пристроек-лестниц, комнат из второй карты. Разрушения делаются после правок и проверок, их процент назван в строке плана.</w:t>
+        <w:t>План правок</w:t>
+      </w:r>
+      <w:r>
+        <w:t xml:space="preserve"> — таблица: что задумано по видам (новые проходы, пристройки, комнаты в два этажа, мосты, водоёмы, окна, пристройки-лестницы, перестройки основы, комнаты из второй карты и другие) — с полоской и счётом «сделано из задуманного». Готовый вид становится зелёным. Разрушения делаются после правок и проверок — их процент назван под таблицей.</w:t>
+      </w:r>
+    </w:p>
+    <w:p>
+      <w:r>
+        <w:rPr>
+          <w:b/>
+        </w:rPr>
+        <w:t>Слева</w:t>
+      </w:r>
+      <w:r>
+        <w:t>, в свёрнутых разделах (щелчок по заголовку открывает и закрывает):</w:t>
       </w:r>
     </w:p>
     <w:p>
@@ -760,10 +1241,10 @@
         <w:rPr>
           <w:b/>
         </w:rPr>
-        <w:t>Схему карты</w:t>
-      </w:r>
-      <w:r>
-        <w:t xml:space="preserve"> — план карты сверху или под наклоном, на котором видны принятые правки (и пристройки-лестницы, и, на стадии разрушений, каждая воронка, пролом, обвал и куча обломков по мере постройки) и, на стадии света, как освещается карта. Кнопка «На весь экран» разворачивает схему на весь экран; пока она развёрнута, окно программы спрятано.</w:t>
+        <w:t>Этапы</w:t>
+      </w:r>
+      <w:r>
+        <w:t xml:space="preserve"> — Подготовка → Сборка карты-основы → Составление плана правок → Правки → Проверка проходимости → Свет и видимость → Проверки карты → (Разрушения — если они заданы) → Свет на готовой карте → Обложка → Готово. У идущего этапа видно время, у законченного — сколько шёл и когда закончился. Текущий этап назван и в заголовке раздела, когда он свёрнут.</w:t>
       </w:r>
     </w:p>
     <w:p>
@@ -774,10 +1255,21 @@
         <w:rPr>
           <w:b/>
         </w:rPr>
-        <w:t>Загрузку</w:t>
-      </w:r>
-      <w:r>
-        <w:t xml:space="preserve"> — процессор, память, видеокарта, видеопамять: всей машины и отдельно генератора.</w:t>
+        <w:t>Загрузка компьютера</w:t>
+      </w:r>
+      <w:r>
+        <w:t xml:space="preserve"> — процессор, память, видеокарта, видеопамять: всей машины и отдельно генератора. В заголовке раздела — какая доля процессора отдана генерации.</w:t>
+      </w:r>
+    </w:p>
+    <w:p>
+      <w:r>
+        <w:rPr>
+          <w:b/>
+        </w:rPr>
+        <w:t>Справа</w:t>
+      </w:r>
+      <w:r>
+        <w:t xml:space="preserve"> — две вкладки:</w:t>
       </w:r>
     </w:p>
     <w:p>
@@ -788,10 +1280,86 @@
         <w:rPr>
           <w:b/>
         </w:rPr>
+        <w:t>Схема</w:t>
+      </w:r>
+      <w:r>
+        <w:t xml:space="preserve"> — план карты сверху или под наклоном, на котором видны правки (и пристройки-лестницы, и, на стадии разрушений, каждая воронка, пролом, обвал и куча обломков по мере постройки) и, на стадии света, как освещается карта. Кнопки над схемой: рисовать ли её, вид сверху, вид в объёме, этажи до какой высоты показывать, и «На весь экран» — схема разворачивается на весь экран, а окно программы прячется. Раздел </w:t>
+      </w:r>
+      <w:r>
+        <w:rPr>
+          <w:b/>
+        </w:rPr>
+        <w:t>«Обозначения на схеме»</w:t>
+      </w:r>
+      <w:r>
+        <w:t xml:space="preserve"> (свёрнут) объясняет значки ровной таблицей: правки (пробуется, отклонена, принята, изменена основа), что ещё в плане, цвета карты (пол, вода, лава, слизь, лифты и двери) и предметы (оружие, броня, аптечки, патроны, усилители, места появления, телепорты). Если навести мышь на значок, всплывёт подробность, например «отклонённая правка — красная, гаснет за 10 секунд». Там же — как управлять схемой мышью.</w:t>
+      </w:r>
+    </w:p>
+    <w:p>
+      <w:pPr>
+        <w:pStyle w:val="ListBullet"/>
+      </w:pPr>
+      <w:r>
+        <w:rPr>
+          <w:b/>
+        </w:rPr>
         <w:t>Подробный журнал</w:t>
       </w:r>
       <w:r>
         <w:t xml:space="preserve"> — строки, которые пишет генератор.</w:t>
+      </w:r>
+    </w:p>
+    <w:p>
+      <w:r>
+        <w:rPr>
+          <w:b/>
+        </w:rPr>
+        <w:t>Этапы на схеме.</w:t>
+      </w:r>
+      <w:r>
+        <w:t xml:space="preserve"> Каждый этап виден на самой схеме:</w:t>
+      </w:r>
+    </w:p>
+    <w:p>
+      <w:pPr>
+        <w:pStyle w:val="ListBullet"/>
+      </w:pPr>
+      <w:r>
+        <w:rPr>
+          <w:b/>
+        </w:rPr>
+        <w:t>Изменение каркаса основы</w:t>
+      </w:r>
+      <w:r>
+        <w:t xml:space="preserve"> — схема показывает саму основу, которая плавно растягивается в новую форму и возвращается обратно, пока генератор пробует каркас. Части основы подкрашены разными цветами, оранжевые линии — границы частей, значки предметов едут вместе с картой. Вверху справа подпись: размер и разброс частей.</w:t>
+      </w:r>
+    </w:p>
+    <w:p>
+      <w:pPr>
+        <w:pStyle w:val="ListBullet"/>
+      </w:pPr>
+      <w:r>
+        <w:rPr>
+          <w:b/>
+        </w:rPr>
+        <w:t>Свет и видимость — видимость.</w:t>
+      </w:r>
+      <w:r>
+        <w:t xml:space="preserve"> Видны проёмы между частями карты: голубые ещё не просчитаны, зелёные просчитаны. Волна расчёта расходится от места появления; по её фронту ходит «глаз» с голубыми лучами взгляда к следующим проверяемым проёмам, только что просчитанные отмечаются расходящимися кольцами. В подписи — сколько проёмов просчитано из скольких. Лучше смотреть в виде «3D»: сверху многие проёмы стоят ребром.</w:t>
+      </w:r>
+    </w:p>
+    <w:p>
+      <w:pPr>
+        <w:pStyle w:val="ListBullet"/>
+      </w:pPr>
+      <w:r>
+        <w:rPr>
+          <w:b/>
+        </w:rPr>
+        <w:t>Свет и видимость — свет.</w:t>
+      </w:r>
+      <w:r>
+        <w:t xml:space="preserve"> У каждого фонаря карты свечение его цвета; от фонарей расходятся лучи, разрастаясь по мере расчёта прямого света, а на отражённом свете свечение пульсирует. Прожекторы показывают, куда светят. В подписи — сколько фонарей и сколько процентов просчитано.</w:t>
       </w:r>
     </w:p>
     <w:p>
@@ -852,7 +1420,7 @@
     </w:p>
     <w:p>
       <w:r>
-        <w:t>Кнопки под стадиями:</w:t>
+        <w:t>Кнопки вверху справа:</w:t>
       </w:r>
     </w:p>
     <w:p>
@@ -985,7 +1553,7 @@
     </w:p>
     <w:p>
       <w:r>
-        <w:t>Раздел «Карты» показывает все готовые карты плитками с обложками. Размер плиток меняется ползунком «Размер» или колёсиком мыши с зажатым Ctrl. «Добавить карту» берёт в библиотеку любую карту с диска; «Обновить» перечитывает папку; «Открыть папку» открывает её в проводнике.</w:t>
+        <w:t>Раздел «Карты» показывает все готовые карты плитками. На обложке — основа карты и её отличие от основы; под обложкой — название, когда сделана, размер и итог проверок: зелёный «проверки пройдены» или красный «не пройдено: N». Поле «Найти по имени или основе» оставляет только подходящие карты. Размер плиток меняется ползунком «Размер» или колёсиком мыши с зажатым Ctrl. «Добавить карту» (вверху справа) берёт в библиотеку любую карту с диска; «Обновить» перечитывает папку; «Открыть папку» открывает её в проводнике.</w:t>
       </w:r>
     </w:p>
     <w:p>
@@ -1041,7 +1609,7 @@
     </w:p>
     <w:p>
       <w:r>
-        <w:t>Щелчок по плитке открывает карту:</w:t>
+        <w:t>Щелчок по плитке открывает карту. Вверху — её название и те же отметки (основа, отличие, проверки); справа от обложки — сведения (создана, размер, основа, отличие от основы, сколько проверок пройдено) и кнопки; ниже — описание и проверки в двух карточках:</w:t>
       </w:r>
     </w:p>
     <w:p>
@@ -1174,6 +1742,11 @@
       </w:r>
     </w:p>
     <w:p>
+      <w:r>
+        <w:t>Настройки разложены по карточкам в две колонки: Вид, Игровой клиент, Папки, Нагрузка на процессор, Память и диск, Обновления. Каждая настройка — строка: слева что она делает, справа сама настройка.</w:t>
+      </w:r>
+    </w:p>
+    <w:p>
       <w:pPr>
         <w:pStyle w:val="ListBullet"/>
       </w:pPr>
@@ -1266,20 +1839,6 @@
       </w:r>
       <w:r>
         <w:t xml:space="preserve"> — сколько свободной памяти можно занять рабочими файлами генератора (тогда диск почти не используется) и сохранять ли принятые шаги на диск — без этого прерванную генерацию нельзя продолжить.</w:t>
-      </w:r>
-    </w:p>
-    <w:p>
-      <w:pPr>
-        <w:pStyle w:val="ListBullet"/>
-      </w:pPr>
-      <w:r>
-        <w:rPr>
-          <w:b/>
-        </w:rPr>
-        <w:t>Снимать обложки автоматически</w:t>
-      </w:r>
-      <w:r>
-        <w:t xml:space="preserve"> — после каждой готовой карты программа сама запускает игру и делает обложку.</w:t>
       </w:r>
     </w:p>
     <w:p>
@@ -1362,7 +1921,7 @@
     </w:p>
     <w:p>
       <w:r>
-        <w:t>Версия программы, кнопка «Проверить обновления» и история версий: что менялось в каждой, самая новая сверху.</w:t>
+        <w:t>Версия программы и кнопка «Проверить обновления» (вверху справа), что это за программа, где лежат она и файл настроек; ниже — история версий карточками: что менялось в каждой, самая новая сверху и выделена.</w:t>
       </w:r>
     </w:p>
     <w:p>
@@ -1555,7 +2114,18 @@
         <w:t>data\covers</w:t>
       </w:r>
       <w:r>
-        <w:t>.</w:t>
+        <w:t xml:space="preserve"> (снимки игры хранятся в JPEG — в десять раз меньше PNG при том же виде; снимки прежних версий студия пережимает сама после запуска). Маленькие копии обложек для плиток — в </w:t>
+      </w:r>
+      <w:r>
+        <w:rPr>
+          <w:rFonts w:ascii="Consolas" w:hAnsi="Consolas"/>
+          <w:color w:val="404040"/>
+          <w:sz w:val="19"/>
+        </w:rPr>
+        <w:t>temp\thumbs</w:t>
+      </w:r>
+      <w:r>
+        <w:t>, их можно удалить, студия сделает их заново.</w:t>
       </w:r>
     </w:p>
     <w:p>

--- a/doc/mapgen_studio/MAPGEN_Studio_Guide_RU.docx
+++ b/doc/mapgen_studio/MAPGEN_Studio_Guide_RU.docx
@@ -258,7 +258,7 @@
         <w:t>Сайт</w:t>
       </w:r>
       <w:r>
-        <w:t xml:space="preserve"> (https://q2pro-x.com/); открываются в браузере.</w:t>
+        <w:t xml:space="preserve"> (http://q2pro-x.com/mapgen); открываются в браузере.</w:t>
       </w:r>
     </w:p>
     <w:p>
